--- a/public/downloads/client-packet/docx/01_CommunityBridge_Executive_Product_Overview.docx
+++ b/public/downloads/client-packet/docx/01_CommunityBridge_Executive_Product_Overview.docx
@@ -11,7 +11,7 @@
         <w:rPr>
           <w:color w:val="0F172A"/>
         </w:rPr>
-        <w:t>BuddyBoard Executive Product Overview</w:t>
+        <w:t>CommunityBridge Executive Product Overview</w:t>
       </w:r>
     </w:p>
     <w:p>
@@ -106,12 +106,12 @@
         <w:pStyle w:val="Heading1"/>
       </w:pPr>
       <w:r>
-        <w:t>What BuddyBoard is</w:t>
+        <w:t>What CommunityBridge is</w:t>
       </w:r>
     </w:p>
     <w:p>
       <w:r>
-        <w:t>BuddyBoard is a communication and coordination platform designed to help therapy programs, specialized schools, care teams, families, and administrators stay aligned through role-based communication, urgent updates, directories, and operational workflows.</w:t>
+        <w:t>CommunityBridge is a role-based communication and operations platform designed to help therapy programs, specialized schools, care teams, office staff, reception teams, families, and administrators stay aligned through shared communication, scheduling, reporting, billing-related workflows, and operational oversight.</w:t>
       </w:r>
     </w:p>
     <w:p>
@@ -128,7 +128,7 @@
         <w:spacing w:after="60"/>
       </w:pPr>
       <w:r>
-        <w:t>ABA therapy programs coordinating across clinicians, staff, and families</w:t>
+        <w:t>ABA therapy programs coordinating across ABA techs, BCBAs, office staff, and families</w:t>
       </w:r>
     </w:p>
     <w:p>
@@ -137,7 +137,7 @@
         <w:spacing w:after="60"/>
       </w:pPr>
       <w:r>
-        <w:t>Specialized schools and support programs managing family communication and staff visibility</w:t>
+        <w:t>Schools, clinics, and support programs that need one place for communication, rosters, and scheduling</w:t>
       </w:r>
     </w:p>
     <w:p>
@@ -146,7 +146,7 @@
         <w:spacing w:after="60"/>
       </w:pPr>
       <w:r>
-        <w:t>Administrators who need moderation, permissions, alerting, and export-related controls</w:t>
+        <w:t>Office and administrative teams that need authorization visibility, billing exports, and role-aware controls</w:t>
       </w:r>
     </w:p>
     <w:p>
@@ -155,7 +155,7 @@
         <w:spacing w:after="60"/>
       </w:pPr>
       <w:r>
-        <w:t>Parents and caregivers who need clear, timely access to updates and conversations</w:t>
+        <w:t>Parents and caregivers who need child-specific access to updates, schedules, and billing contact paths</w:t>
       </w:r>
     </w:p>
     <w:p>
@@ -397,7 +397,7 @@
                 <w:color w:val="0F172A"/>
                 <w:sz w:val="19"/>
               </w:rPr>
-              <w:t>Provides visibility into student, parent, and faculty records or profiles.</w:t>
+              <w:t>Provides visibility into roster, relationship, and contact records.</w:t>
             </w:r>
           </w:p>
         </w:tc>
@@ -464,7 +464,7 @@
                 <w:color w:val="0F172A"/>
                 <w:sz w:val="19"/>
               </w:rPr>
-              <w:t>Admin controls</w:t>
+              <w:t>Scheduling and staff assignment</w:t>
             </w:r>
           </w:p>
         </w:tc>
@@ -485,7 +485,7 @@
                 <w:color w:val="0F172A"/>
                 <w:sz w:val="19"/>
               </w:rPr>
-              <w:t>Supports moderation, permissions, alerts, monitoring views, and export workflows.</w:t>
+              <w:t>Supports learner scheduling, session updates, and assignment workflows from a shared calendar experience.</w:t>
             </w:r>
           </w:p>
         </w:tc>
@@ -508,7 +508,7 @@
                 <w:color w:val="0F172A"/>
                 <w:sz w:val="19"/>
               </w:rPr>
-              <w:t>Media and mobile delivery</w:t>
+              <w:t>Reports, authorizations, and billing exports</w:t>
             </w:r>
           </w:p>
         </w:tc>
@@ -529,7 +529,7 @@
                 <w:color w:val="0F172A"/>
                 <w:sz w:val="19"/>
               </w:rPr>
-              <w:t>Supports uploads, mobile-first usage, and notification preferences.</w:t>
+              <w:t>Supports clinical and operational reporting plus office-facing authorization and export follow-through.</w:t>
             </w:r>
           </w:p>
         </w:tc>
@@ -541,7 +541,7 @@
         <w:pStyle w:val="Heading1"/>
       </w:pPr>
       <w:r>
-        <w:t>Why organizations evaluate BuddyBoard</w:t>
+        <w:t>Why organizations evaluate CommunityBridge</w:t>
       </w:r>
     </w:p>
     <w:p>
@@ -559,7 +559,7 @@
         <w:spacing w:after="60"/>
       </w:pPr>
       <w:r>
-        <w:t>To improve consistency across staff, families, and leadership</w:t>
+        <w:t>To connect clinical, office, and family-facing workflows inside one role-aware system</w:t>
       </w:r>
     </w:p>
     <w:p>
@@ -568,7 +568,7 @@
         <w:spacing w:after="60"/>
       </w:pPr>
       <w:r>
-        <w:t>To handle urgent communication with more structure and accountability</w:t>
+        <w:t>To handle urgent communication, scheduling, and billing handoffs with more structure and accountability</w:t>
       </w:r>
     </w:p>
     <w:p>
@@ -577,7 +577,7 @@
         <w:spacing w:after="60"/>
       </w:pPr>
       <w:r>
-        <w:t>To centralize coordination in a role-aware mobile experience</w:t>
+        <w:t>To centralize coordination across mobile and browser access without exposing every role to the same data</w:t>
       </w:r>
     </w:p>
     <w:sectPr>
